--- a/assets/downloads/simulation-16/presimulation-activity-4-power-wheel.docx
+++ b/assets/downloads/simulation-16/presimulation-activity-4-power-wheel.docx
@@ -1,6 +1,6 @@
 
 <file path=word/document.xml><?xml version="1.0" encoding="utf-8"?>
-<w:document xmlns:wpc="http://schemas.microsoft.com/office/word/2010/wordprocessingCanvas" xmlns:cx="http://schemas.microsoft.com/office/drawing/2014/chartex" xmlns:cx1="http://schemas.microsoft.com/office/drawing/2015/9/8/chartex" xmlns:cx2="http://schemas.microsoft.com/office/drawing/2015/10/21/chartex" xmlns:cx3="http://schemas.microsoft.com/office/drawing/2016/5/9/chartex" xmlns:cx4="http://schemas.microsoft.com/office/drawing/2016/5/10/chartex" xmlns:cx5="http://schemas.microsoft.com/office/drawing/2016/5/11/chartex" xmlns:cx6="http://schemas.microsoft.com/office/drawing/2016/5/12/chartex" xmlns:cx7="http://schemas.microsoft.com/office/drawing/2016/5/13/chartex" xmlns:cx8="http://schemas.microsoft.com/office/drawing/2016/5/14/chartex" xmlns:mc="http://schemas.openxmlformats.org/markup-compatibility/2006" xmlns:aink="http://schemas.microsoft.com/office/drawing/2016/ink" xmlns:am3d="http://schemas.microsoft.com/office/drawing/2017/model3d" xmlns:o="urn:schemas-microsoft-com:office:office" xmlns:oel="http://schemas.microsoft.com/office/2019/extlst" xmlns:r="http://schemas.openxmlformats.org/officeDocument/2006/relationships" xmlns:m="http://schemas.openxmlformats.org/officeDocument/2006/math" xmlns:v="urn:schemas-microsoft-com:vml" xmlns:wp14="http://schemas.microsoft.com/office/word/2010/wordprocessingDrawing" xmlns:wp="http://schemas.openxmlformats.org/drawingml/2006/wordprocessingDrawing" xmlns:w10="urn:schemas-microsoft-com:office:word" xmlns:w="http://schemas.openxmlformats.org/wordprocessingml/2006/main" xmlns:w14="http://schemas.microsoft.com/office/word/2010/wordml" xmlns:w15="http://schemas.microsoft.com/office/word/2012/wordml" xmlns:w16cei="http://schemas.microsoft.com/office/word/2026/wordml/cei" xmlns:w16cex="http://schemas.microsoft.com/office/word/2018/wordml/cex" xmlns:w16cid="http://schemas.microsoft.com/office/word/2016/wordml/cid" xmlns:w16="http://schemas.microsoft.com/office/word/2018/wordml" xmlns:w16du="http://schemas.microsoft.com/office/word/2023/wordml/word16du" xmlns:w16sdtdh="http://schemas.microsoft.com/office/word/2020/wordml/sdtdatahash" xmlns:w16sdtfl="http://schemas.microsoft.com/office/word/2024/wordml/sdtformatlock" xmlns:w16se="http://schemas.microsoft.com/office/word/2015/wordml/symex" xmlns:wpg="http://schemas.microsoft.com/office/word/2010/wordprocessingGroup" xmlns:wpi="http://schemas.microsoft.com/office/word/2010/wordprocessingInk" xmlns:wne="http://schemas.microsoft.com/office/word/2006/wordml" xmlns:wps="http://schemas.microsoft.com/office/word/2010/wordprocessingShape" mc:Ignorable="w14 w15 w16se w16cid w16 w16cex w16sdtdh w16sdtfl w16du wp14">
+<w:document xmlns:a="http://schemas.openxmlformats.org/drawingml/2006/main" xmlns:mc="http://schemas.openxmlformats.org/markup-compatibility/2006" xmlns:pic="http://schemas.openxmlformats.org/drawingml/2006/picture" xmlns:r="http://schemas.openxmlformats.org/officeDocument/2006/relationships" xmlns:w="http://schemas.openxmlformats.org/wordprocessingml/2006/main" xmlns:w14="http://schemas.microsoft.com/office/word/2010/wordml" xmlns:wp="http://schemas.openxmlformats.org/drawingml/2006/wordprocessingDrawing" mc:Ignorable="w14 w15 w16se w16cid w16 w16cex w16sdtdh w16sdtfl w16du wp14">
   <w:body>
     <w:p>
       <w:pPr>
@@ -96,9 +96,9 @@
       </w:pPr>
       <w:r>
         <w:drawing>
-          <wp:inline xmlns:a="http://schemas.openxmlformats.org/drawingml/2006/main" xmlns:pic="http://schemas.openxmlformats.org/drawingml/2006/picture">
+          <wp:inline>
             <wp:extent cx="5943600" cy="5742122"/>
-            <wp:docPr id="1" name="Picture 1"/>
+            <wp:docPr id="1" name="Picture 1" descr="Power wheel with Power at the center. Each wedge moves from greater privilege near the center to marginalization at the outer edge: college or university, high school, elementary education; able-bodied, some disability, significant disability; heterosexual, gay men, lesbian, bisexual, pansexual, or asexual; cisgender man, cisgender woman, transgender, intersex, or nonbinary; neurotypical, some neurodivergence, significant neurodivergence; slim, average, large body size; owns property, sheltered or renting, homeless; rich, middle class, poor; English, learned English, non-English monolingual; citizen, documented, undocumented; white, different shades closer to light skin or white, brown or dark skin."/>
             <wp:cNvGraphicFramePr>
               <a:graphicFrameLocks noChangeAspect="1"/>
             </wp:cNvGraphicFramePr>

--- a/assets/downloads/simulation-16/presimulation-activity-4-power-wheel.docx
+++ b/assets/downloads/simulation-16/presimulation-activity-4-power-wheel.docx
@@ -1,6 +1,6 @@
 
 <file path=word/document.xml><?xml version="1.0" encoding="utf-8"?>
-<w:document xmlns:a="http://schemas.openxmlformats.org/drawingml/2006/main" xmlns:mc="http://schemas.openxmlformats.org/markup-compatibility/2006" xmlns:pic="http://schemas.openxmlformats.org/drawingml/2006/picture" xmlns:r="http://schemas.openxmlformats.org/officeDocument/2006/relationships" xmlns:w="http://schemas.openxmlformats.org/wordprocessingml/2006/main" xmlns:w14="http://schemas.microsoft.com/office/word/2010/wordml" xmlns:wp="http://schemas.openxmlformats.org/drawingml/2006/wordprocessingDrawing" mc:Ignorable="w14 w15 w16se w16cid w16 w16cex w16sdtdh w16sdtfl w16du wp14">
+<w:document xmlns:wpc="http://schemas.microsoft.com/office/word/2010/wordprocessingCanvas" xmlns:cx="http://schemas.microsoft.com/office/drawing/2014/chartex" xmlns:cx1="http://schemas.microsoft.com/office/drawing/2015/9/8/chartex" xmlns:cx2="http://schemas.microsoft.com/office/drawing/2015/10/21/chartex" xmlns:cx3="http://schemas.microsoft.com/office/drawing/2016/5/9/chartex" xmlns:cx4="http://schemas.microsoft.com/office/drawing/2016/5/10/chartex" xmlns:cx5="http://schemas.microsoft.com/office/drawing/2016/5/11/chartex" xmlns:cx6="http://schemas.microsoft.com/office/drawing/2016/5/12/chartex" xmlns:cx7="http://schemas.microsoft.com/office/drawing/2016/5/13/chartex" xmlns:cx8="http://schemas.microsoft.com/office/drawing/2016/5/14/chartex" xmlns:mc="http://schemas.openxmlformats.org/markup-compatibility/2006" xmlns:aink="http://schemas.microsoft.com/office/drawing/2016/ink" xmlns:am3d="http://schemas.microsoft.com/office/drawing/2017/model3d" xmlns:o="urn:schemas-microsoft-com:office:office" xmlns:oel="http://schemas.microsoft.com/office/2019/extlst" xmlns:r="http://schemas.openxmlformats.org/officeDocument/2006/relationships" xmlns:m="http://schemas.openxmlformats.org/officeDocument/2006/math" xmlns:v="urn:schemas-microsoft-com:vml" xmlns:wp14="http://schemas.microsoft.com/office/word/2010/wordprocessingDrawing" xmlns:wp="http://schemas.openxmlformats.org/drawingml/2006/wordprocessingDrawing" xmlns:w10="urn:schemas-microsoft-com:office:word" xmlns:w="http://schemas.openxmlformats.org/wordprocessingml/2006/main" xmlns:w14="http://schemas.microsoft.com/office/word/2010/wordml" xmlns:w15="http://schemas.microsoft.com/office/word/2012/wordml" xmlns:w16cei="http://schemas.microsoft.com/office/word/2026/wordml/cei" xmlns:w16cex="http://schemas.microsoft.com/office/word/2018/wordml/cex" xmlns:w16cid="http://schemas.microsoft.com/office/word/2016/wordml/cid" xmlns:w16="http://schemas.microsoft.com/office/word/2018/wordml" xmlns:w16du="http://schemas.microsoft.com/office/word/2023/wordml/word16du" xmlns:w16sdtdh="http://schemas.microsoft.com/office/word/2020/wordml/sdtdatahash" xmlns:w16sdtfl="http://schemas.microsoft.com/office/word/2024/wordml/sdtformatlock" xmlns:w16se="http://schemas.microsoft.com/office/word/2015/wordml/symex" xmlns:wpg="http://schemas.microsoft.com/office/word/2010/wordprocessingGroup" xmlns:wpi="http://schemas.microsoft.com/office/word/2010/wordprocessingInk" xmlns:wne="http://schemas.microsoft.com/office/word/2006/wordml" xmlns:wps="http://schemas.microsoft.com/office/word/2010/wordprocessingShape" mc:Ignorable="w14 w15 w16se w16cid w16 w16cex w16sdtdh w16sdtfl w16du wp14">
   <w:body>
     <w:p>
       <w:pPr>
@@ -96,7 +96,7 @@
       </w:pPr>
       <w:r>
         <w:drawing>
-          <wp:inline>
+          <wp:inline xmlns:a="http://schemas.openxmlformats.org/drawingml/2006/main" xmlns:pic="http://schemas.openxmlformats.org/drawingml/2006/picture">
             <wp:extent cx="5943600" cy="5742122"/>
             <wp:docPr id="1" name="Picture 1" descr="Power wheel with Power at the center. Each wedge moves from greater privilege near the center to marginalization at the outer edge: college or university, high school, elementary education; able-bodied, some disability, significant disability; heterosexual, gay men, lesbian, bisexual, pansexual, or asexual; cisgender man, cisgender woman, transgender, intersex, or nonbinary; neurotypical, some neurodivergence, significant neurodivergence; slim, average, large body size; owns property, sheltered or renting, homeless; rich, middle class, poor; English, learned English, non-English monolingual; citizen, documented, undocumented; white, different shades closer to light skin or white, brown or dark skin."/>
             <wp:cNvGraphicFramePr>

--- a/assets/downloads/simulation-16/presimulation-activity-4-power-wheel.docx
+++ b/assets/downloads/simulation-16/presimulation-activity-4-power-wheel.docx
@@ -1,6 +1,6 @@
 
 <file path=word/document.xml><?xml version="1.0" encoding="utf-8"?>
-<w:document xmlns:wpc="http://schemas.microsoft.com/office/word/2010/wordprocessingCanvas" xmlns:cx="http://schemas.microsoft.com/office/drawing/2014/chartex" xmlns:cx1="http://schemas.microsoft.com/office/drawing/2015/9/8/chartex" xmlns:cx2="http://schemas.microsoft.com/office/drawing/2015/10/21/chartex" xmlns:cx3="http://schemas.microsoft.com/office/drawing/2016/5/9/chartex" xmlns:cx4="http://schemas.microsoft.com/office/drawing/2016/5/10/chartex" xmlns:cx5="http://schemas.microsoft.com/office/drawing/2016/5/11/chartex" xmlns:cx6="http://schemas.microsoft.com/office/drawing/2016/5/12/chartex" xmlns:cx7="http://schemas.microsoft.com/office/drawing/2016/5/13/chartex" xmlns:cx8="http://schemas.microsoft.com/office/drawing/2016/5/14/chartex" xmlns:mc="http://schemas.openxmlformats.org/markup-compatibility/2006" xmlns:aink="http://schemas.microsoft.com/office/drawing/2016/ink" xmlns:am3d="http://schemas.microsoft.com/office/drawing/2017/model3d" xmlns:o="urn:schemas-microsoft-com:office:office" xmlns:oel="http://schemas.microsoft.com/office/2019/extlst" xmlns:r="http://schemas.openxmlformats.org/officeDocument/2006/relationships" xmlns:m="http://schemas.openxmlformats.org/officeDocument/2006/math" xmlns:v="urn:schemas-microsoft-com:vml" xmlns:wp14="http://schemas.microsoft.com/office/word/2010/wordprocessingDrawing" xmlns:wp="http://schemas.openxmlformats.org/drawingml/2006/wordprocessingDrawing" xmlns:w10="urn:schemas-microsoft-com:office:word" xmlns:w="http://schemas.openxmlformats.org/wordprocessingml/2006/main" xmlns:w14="http://schemas.microsoft.com/office/word/2010/wordml" xmlns:w15="http://schemas.microsoft.com/office/word/2012/wordml" xmlns:w16cei="http://schemas.microsoft.com/office/word/2026/wordml/cei" xmlns:w16cex="http://schemas.microsoft.com/office/word/2018/wordml/cex" xmlns:w16cid="http://schemas.microsoft.com/office/word/2016/wordml/cid" xmlns:w16="http://schemas.microsoft.com/office/word/2018/wordml" xmlns:w16du="http://schemas.microsoft.com/office/word/2023/wordml/word16du" xmlns:w16sdtdh="http://schemas.microsoft.com/office/word/2020/wordml/sdtdatahash" xmlns:w16sdtfl="http://schemas.microsoft.com/office/word/2024/wordml/sdtformatlock" xmlns:w16se="http://schemas.microsoft.com/office/word/2015/wordml/symex" xmlns:wpg="http://schemas.microsoft.com/office/word/2010/wordprocessingGroup" xmlns:wpi="http://schemas.microsoft.com/office/word/2010/wordprocessingInk" xmlns:wne="http://schemas.microsoft.com/office/word/2006/wordml" xmlns:wps="http://schemas.microsoft.com/office/word/2010/wordprocessingShape" mc:Ignorable="w14 w15 w16se w16cid w16 w16cex w16sdtdh w16sdtfl w16du wp14">
+<w:document xmlns:wpc="http://schemas.microsoft.com/office/word/2010/wordprocessingCanvas" xmlns:cx="http://schemas.microsoft.com/office/drawing/2014/chartex" xmlns:cx1="http://schemas.microsoft.com/office/drawing/2015/9/8/chartex" xmlns:cx2="http://schemas.microsoft.com/office/drawing/2015/10/21/chartex" xmlns:cx3="http://schemas.microsoft.com/office/drawing/2016/5/9/chartex" xmlns:cx4="http://schemas.microsoft.com/office/drawing/2016/5/10/chartex" xmlns:cx5="http://schemas.microsoft.com/office/drawing/2016/5/11/chartex" xmlns:cx6="http://schemas.microsoft.com/office/drawing/2016/5/12/chartex" xmlns:cx7="http://schemas.microsoft.com/office/drawing/2016/5/13/chartex" xmlns:cx8="http://schemas.microsoft.com/office/drawing/2016/5/14/chartex" xmlns:mc="http://schemas.openxmlformats.org/markup-compatibility/2006" xmlns:aink="http://schemas.microsoft.com/office/drawing/2016/ink" xmlns:am3d="http://schemas.microsoft.com/office/drawing/2017/model3d" xmlns:o="urn:schemas-microsoft-com:office:office" xmlns:oel="http://schemas.microsoft.com/office/2019/extlst" xmlns:r="http://schemas.openxmlformats.org/officeDocument/2006/relationships" xmlns:m="http://schemas.openxmlformats.org/officeDocument/2006/math" xmlns:v="urn:schemas-microsoft-com:vml" xmlns:wp14="http://schemas.microsoft.com/office/word/2010/wordprocessingDrawing" xmlns:wp="http://schemas.openxmlformats.org/drawingml/2006/wordprocessingDrawing" xmlns:w10="urn:schemas-microsoft-com:office:word" xmlns:w="http://schemas.openxmlformats.org/wordprocessingml/2006/main" xmlns:w14="http://schemas.microsoft.com/office/word/2010/wordml" xmlns:w15="http://schemas.microsoft.com/office/word/2012/wordml" xmlns:w16cex="http://schemas.microsoft.com/office/word/2018/wordml/cex" xmlns:w16cid="http://schemas.microsoft.com/office/word/2016/wordml/cid" xmlns:w16="http://schemas.microsoft.com/office/word/2018/wordml" xmlns:w16du="http://schemas.microsoft.com/office/word/2023/wordml/word16du" xmlns:w16sdtdh="http://schemas.microsoft.com/office/word/2020/wordml/sdtdatahash" xmlns:w16sdtfl="http://schemas.microsoft.com/office/word/2024/wordml/sdtformatlock" xmlns:w16se="http://schemas.microsoft.com/office/word/2015/wordml/symex" xmlns:wpg="http://schemas.microsoft.com/office/word/2010/wordprocessingGroup" xmlns:wpi="http://schemas.microsoft.com/office/word/2010/wordprocessingInk" xmlns:wne="http://schemas.microsoft.com/office/word/2006/wordml" xmlns:wps="http://schemas.microsoft.com/office/word/2010/wordprocessingShape" mc:Ignorable="w14 w15 w16se w16cid w16 w16cex w16sdtdh w16sdtfl w16du wp14">
   <w:body>
     <w:p>
       <w:pPr>
@@ -11,48 +11,47 @@
           <w:color w:val="000000"/>
         </w:rPr>
       </w:pPr>
+      <w:proofErr w:type="spellStart"/>
       <w:r>
         <w:rPr>
-          <w:rFonts w:ascii="Aptos" w:hAnsi="Aptos" w:cs="Aptos" w:eastAsia="Aptos"/>
+          <w:rFonts w:ascii="Aptos" w:eastAsia="Aptos" w:hAnsi="Aptos" w:cs="Aptos"/>
           <w:color w:val="000000"/>
-          <w:sz w:val="40"/>
-          <w:szCs w:val="40"/>
         </w:rPr>
-        <w:t>Presimulation Activity</w:t>
+        <w:t>Presimulation</w:t>
+      </w:r>
+      <w:proofErr w:type="spellEnd"/>
+      <w:r>
+        <w:rPr>
+          <w:rFonts w:ascii="Aptos" w:eastAsia="Aptos" w:hAnsi="Aptos" w:cs="Aptos"/>
+          <w:color w:val="000000"/>
+        </w:rPr>
+        <w:t xml:space="preserve"> Activity</w:t>
       </w:r>
       <w:r>
         <w:rPr>
-          <w:rFonts w:ascii="Aptos" w:hAnsi="Aptos" w:cs="Aptos" w:eastAsia="Aptos"/>
+          <w:rFonts w:ascii="Aptos" w:eastAsia="Aptos" w:hAnsi="Aptos" w:cs="Aptos"/>
           <w:color w:val="000000"/>
-          <w:sz w:val="40"/>
-          <w:szCs w:val="40"/>
         </w:rPr>
         <w:t xml:space="preserve"> </w:t>
       </w:r>
       <w:r>
         <w:rPr>
-          <w:rFonts w:ascii="Aptos" w:hAnsi="Aptos" w:cs="Aptos" w:eastAsia="Aptos"/>
+          <w:rFonts w:ascii="Aptos" w:eastAsia="Aptos" w:hAnsi="Aptos" w:cs="Aptos"/>
           <w:color w:val="000000"/>
-          <w:sz w:val="40"/>
-          <w:szCs w:val="40"/>
         </w:rPr>
         <w:t>4</w:t>
       </w:r>
       <w:r>
         <w:rPr>
-          <w:rFonts w:ascii="Aptos" w:hAnsi="Aptos" w:cs="Aptos" w:eastAsia="Aptos"/>
+          <w:rFonts w:ascii="Aptos" w:eastAsia="Aptos" w:hAnsi="Aptos" w:cs="Aptos"/>
           <w:color w:val="000000"/>
-          <w:sz w:val="40"/>
-          <w:szCs w:val="40"/>
         </w:rPr>
         <w:t>:</w:t>
       </w:r>
       <w:r>
         <w:rPr>
-          <w:rFonts w:ascii="Aptos" w:hAnsi="Aptos" w:cs="Aptos" w:eastAsia="Aptos"/>
+          <w:rFonts w:ascii="Aptos" w:eastAsia="Aptos" w:hAnsi="Aptos" w:cs="Aptos"/>
           <w:color w:val="000000"/>
-          <w:sz w:val="40"/>
-          <w:szCs w:val="40"/>
         </w:rPr>
         <w:t xml:space="preserve"> Power Wheel</w:t>
       </w:r>
@@ -67,11 +66,23 @@
       </w:pPr>
       <w:r>
         <w:rPr>
-          <w:rFonts w:ascii="Aptos" w:hAnsi="Aptos" w:cs="Aptos" w:eastAsia="Aptos"/>
           <w:color w:val="000000"/>
         </w:rPr>
-        <w:lastRenderedPageBreak/>
-        <w:t>Using the privilege and power wheel, consider the privilege and power you may have as it is reflected in this wheel. Also consider areas where that privilege or power is lacking. How might power present itself in your current life and interactions? List 10 to 12 words to describe your power (whether present or lacking) according to the wheel, and write at least one sentence describing how that power is present or lacking. You will not share this with anyone but the instructor. Also consider how these assumed privileges and power may not hold true in every situation, or for every person, or for you. Please include any insights in your reflection.</w:t>
+        <w:t xml:space="preserve">Using the privilege and power wheel, consider the privilege and power you may have as it is reflected in this wheel. Also consider areas where that privilege or power is lacking. How might power present itself in your current life and interactions? List 10 to 12 words to describe your power (whether present or lacking) according to the </w:t>
+      </w:r>
+      <w:proofErr w:type="gramStart"/>
+      <w:r>
+        <w:rPr>
+          <w:color w:val="000000"/>
+        </w:rPr>
+        <w:t>wheel, and</w:t>
+      </w:r>
+      <w:proofErr w:type="gramEnd"/>
+      <w:r>
+        <w:rPr>
+          <w:color w:val="000000"/>
+        </w:rPr>
+        <w:t xml:space="preserve"> write at least one sentence describing how that power is present or lacking. You will not share this with anyone but the instructor. Also consider how these assumed privileges and power may not hold true in every situation, or for every person, or for you. Please include any insights in your reflection.</w:t>
       </w:r>
     </w:p>
     <w:p>
@@ -95,22 +106,27 @@
         </w:rPr>
       </w:pPr>
       <w:r>
+        <w:rPr>
+          <w:noProof/>
+        </w:rPr>
+        <w:lastRenderedPageBreak/>
         <w:drawing>
-          <wp:inline xmlns:a="http://schemas.openxmlformats.org/drawingml/2006/main" xmlns:pic="http://schemas.openxmlformats.org/drawingml/2006/picture">
+          <wp:inline distT="0" distB="0" distL="0" distR="0" wp14:anchorId="4E11498B" wp14:editId="083F39B5">
             <wp:extent cx="5943600" cy="5742122"/>
+            <wp:effectExtent l="0" t="0" r="0" b="0"/>
             <wp:docPr id="1" name="Picture 1" descr="Power wheel with Power at the center. Each wedge moves from greater privilege near the center to marginalization at the outer edge: college or university, high school, elementary education; able-bodied, some disability, significant disability; heterosexual, gay men, lesbian, bisexual, pansexual, or asexual; cisgender man, cisgender woman, transgender, intersex, or nonbinary; neurotypical, some neurodivergence, significant neurodivergence; slim, average, large body size; owns property, sheltered or renting, homeless; rich, middle class, poor; English, learned English, non-English monolingual; citizen, documented, undocumented; white, different shades closer to light skin or white, brown or dark skin."/>
             <wp:cNvGraphicFramePr>
-              <a:graphicFrameLocks noChangeAspect="1"/>
+              <a:graphicFrameLocks xmlns:a="http://schemas.openxmlformats.org/drawingml/2006/main" noChangeAspect="1"/>
             </wp:cNvGraphicFramePr>
-            <a:graphic>
+            <a:graphic xmlns:a="http://schemas.openxmlformats.org/drawingml/2006/main">
               <a:graphicData uri="http://schemas.openxmlformats.org/drawingml/2006/picture">
-                <pic:pic>
+                <pic:pic xmlns:pic="http://schemas.openxmlformats.org/drawingml/2006/picture">
                   <pic:nvPicPr>
                     <pic:cNvPr id="0" name="E9814_759750.png"/>
                     <pic:cNvPicPr/>
                   </pic:nvPicPr>
                   <pic:blipFill>
-                    <a:blip r:embed="rId12"/>
+                    <a:blip r:embed="rId7"/>
                     <a:stretch>
                       <a:fillRect/>
                     </a:stretch>
@@ -120,7 +136,9 @@
                       <a:off x="0" y="0"/>
                       <a:ext cx="5943600" cy="5742122"/>
                     </a:xfrm>
-                    <a:prstGeom prst="rect"/>
+                    <a:prstGeom prst="rect">
+                      <a:avLst/>
+                    </a:prstGeom>
                   </pic:spPr>
                 </pic:pic>
               </a:graphicData>
@@ -138,7 +156,6 @@
       </w:pPr>
       <w:r>
         <w:rPr>
-          <w:rFonts w:ascii="Aptos" w:hAnsi="Aptos" w:cs="Aptos" w:eastAsia="Aptos"/>
           <w:b/>
           <w:bCs/>
           <w:color w:val="0A2F41" w:themeColor="accent1" w:themeShade="80"/>
@@ -147,7 +164,6 @@
       </w:r>
       <w:r>
         <w:rPr>
-          <w:rFonts w:ascii="Aptos" w:hAnsi="Aptos" w:cs="Aptos" w:eastAsia="Aptos"/>
           <w:b/>
           <w:bCs/>
           <w:color w:val="0A2F41" w:themeColor="accent1" w:themeShade="80"/>
@@ -155,15 +171,9 @@
         <w:t xml:space="preserve"> 16.1</w:t>
       </w:r>
       <w:r>
-        <w:rPr>
-          <w:rFonts w:ascii="Aptos" w:hAnsi="Aptos" w:cs="Aptos" w:eastAsia="Aptos"/>
-        </w:rPr>
         <w:t xml:space="preserve"> </w:t>
       </w:r>
       <w:r>
-        <w:rPr>
-          <w:rFonts w:ascii="Aptos" w:hAnsi="Aptos" w:cs="Aptos" w:eastAsia="Aptos"/>
-        </w:rPr>
         <w:t>A sample of a wheel of power.</w:t>
       </w:r>
     </w:p>
@@ -177,30 +187,17 @@
           <w:szCs w:val="20"/>
         </w:rPr>
       </w:pPr>
-      <w:commentRangeStart w:id="2"/>
       <w:r>
         <w:rPr>
-          <w:rFonts w:ascii="Aptos" w:hAnsi="Aptos" w:cs="Aptos" w:eastAsia="Aptos"/>
           <w:color w:val="000000"/>
           <w:sz w:val="20"/>
           <w:szCs w:val="20"/>
         </w:rPr>
         <w:t>Adapted from ccrweb.ca, © Slyvia Duckworth. Distributed under the terms of the Creative Commons Attribution 4.0 International License (http://creativecommons.org/licenses/by/4.0/).</w:t>
       </w:r>
-      <w:commentRangeEnd w:id="2"/>
-      <w:r>
-        <w:rPr>
-          <w:rStyle w:val="CommentReference"/>
-          <w:rFonts w:ascii="Times New Roman" w:hAnsi="Times New Roman" w:cs="Times New Roman"/>
-          <w:color w:val="000000"/>
-          <w:sz w:val="20"/>
-          <w:szCs w:val="20"/>
-        </w:rPr>
-        <w:commentReference w:id="2"/>
-      </w:r>
     </w:p>
     <w:sectPr>
-      <w:footerReference w:type="default" r:id="rId13"/>
+      <w:footerReference w:type="default" r:id="rId8"/>
       <w:pgSz w:w="12240" w:h="15840"/>
       <w:pgMar w:top="1440" w:right="1440" w:bottom="1440" w:left="1440" w:header="706" w:footer="706" w:gutter="0"/>
       <w:cols w:space="720"/>
@@ -210,95 +207,59 @@
 </w:document>
 </file>
 
-<file path=word/comments.xml><?xml version="1.0" encoding="utf-8"?>
-<w:comments xmlns:wpc="http://schemas.microsoft.com/office/word/2010/wordprocessingCanvas" xmlns:cx="http://schemas.microsoft.com/office/drawing/2014/chartex" xmlns:cx1="http://schemas.microsoft.com/office/drawing/2015/9/8/chartex" xmlns:cx2="http://schemas.microsoft.com/office/drawing/2015/10/21/chartex" xmlns:cx3="http://schemas.microsoft.com/office/drawing/2016/5/9/chartex" xmlns:cx4="http://schemas.microsoft.com/office/drawing/2016/5/10/chartex" xmlns:cx5="http://schemas.microsoft.com/office/drawing/2016/5/11/chartex" xmlns:cx6="http://schemas.microsoft.com/office/drawing/2016/5/12/chartex" xmlns:cx7="http://schemas.microsoft.com/office/drawing/2016/5/13/chartex" xmlns:cx8="http://schemas.microsoft.com/office/drawing/2016/5/14/chartex" xmlns:mc="http://schemas.openxmlformats.org/markup-compatibility/2006" xmlns:aink="http://schemas.microsoft.com/office/drawing/2016/ink" xmlns:am3d="http://schemas.microsoft.com/office/drawing/2017/model3d" xmlns:o="urn:schemas-microsoft-com:office:office" xmlns:oel="http://schemas.microsoft.com/office/2019/extlst" xmlns:r="http://schemas.openxmlformats.org/officeDocument/2006/relationships" xmlns:m="http://schemas.openxmlformats.org/officeDocument/2006/math" xmlns:v="urn:schemas-microsoft-com:vml" xmlns:wp14="http://schemas.microsoft.com/office/word/2010/wordprocessingDrawing" xmlns:wp="http://schemas.openxmlformats.org/drawingml/2006/wordprocessingDrawing" xmlns:w10="urn:schemas-microsoft-com:office:word" xmlns:w="http://schemas.openxmlformats.org/wordprocessingml/2006/main" xmlns:w14="http://schemas.microsoft.com/office/word/2010/wordml" xmlns:w15="http://schemas.microsoft.com/office/word/2012/wordml" xmlns:w16cei="http://schemas.microsoft.com/office/word/2026/wordml/cei" xmlns:w16cex="http://schemas.microsoft.com/office/word/2018/wordml/cex" xmlns:w16cid="http://schemas.microsoft.com/office/word/2016/wordml/cid" xmlns:w16="http://schemas.microsoft.com/office/word/2018/wordml" xmlns:w16du="http://schemas.microsoft.com/office/word/2023/wordml/word16du" xmlns:w16sdtdh="http://schemas.microsoft.com/office/word/2020/wordml/sdtdatahash" xmlns:w16sdtfl="http://schemas.microsoft.com/office/word/2024/wordml/sdtformatlock" xmlns:w16se="http://schemas.microsoft.com/office/word/2015/wordml/symex" xmlns:wpg="http://schemas.microsoft.com/office/word/2010/wordprocessingGroup" xmlns:wpi="http://schemas.microsoft.com/office/word/2010/wordprocessingInk" xmlns:wne="http://schemas.microsoft.com/office/word/2006/wordml" xmlns:wps="http://schemas.microsoft.com/office/word/2010/wordprocessingShape" mc:Ignorable="w14 w15 w16se w16cid w16 w16cex w16sdtdh w16sdtfl w16du wp14">
-  <w:comment w:id="2" w:author="Anna Seaman" w:date="2026-08-14T09:13:00Z" w:initials="AS">
+<file path=word/endnotes.xml><?xml version="1.0" encoding="utf-8"?>
+<w:endnotes xmlns:wpc="http://schemas.microsoft.com/office/word/2010/wordprocessingCanvas" xmlns:cx="http://schemas.microsoft.com/office/drawing/2014/chartex" xmlns:cx1="http://schemas.microsoft.com/office/drawing/2015/9/8/chartex" xmlns:cx2="http://schemas.microsoft.com/office/drawing/2015/10/21/chartex" xmlns:cx3="http://schemas.microsoft.com/office/drawing/2016/5/9/chartex" xmlns:cx4="http://schemas.microsoft.com/office/drawing/2016/5/10/chartex" xmlns:cx5="http://schemas.microsoft.com/office/drawing/2016/5/11/chartex" xmlns:cx6="http://schemas.microsoft.com/office/drawing/2016/5/12/chartex" xmlns:cx7="http://schemas.microsoft.com/office/drawing/2016/5/13/chartex" xmlns:cx8="http://schemas.microsoft.com/office/drawing/2016/5/14/chartex" xmlns:mc="http://schemas.openxmlformats.org/markup-compatibility/2006" xmlns:aink="http://schemas.microsoft.com/office/drawing/2016/ink" xmlns:am3d="http://schemas.microsoft.com/office/drawing/2017/model3d" xmlns:o="urn:schemas-microsoft-com:office:office" xmlns:oel="http://schemas.microsoft.com/office/2019/extlst" xmlns:r="http://schemas.openxmlformats.org/officeDocument/2006/relationships" xmlns:m="http://schemas.openxmlformats.org/officeDocument/2006/math" xmlns:v="urn:schemas-microsoft-com:vml" xmlns:wp14="http://schemas.microsoft.com/office/word/2010/wordprocessingDrawing" xmlns:wp="http://schemas.openxmlformats.org/drawingml/2006/wordprocessingDrawing" xmlns:w10="urn:schemas-microsoft-com:office:word" xmlns:w="http://schemas.openxmlformats.org/wordprocessingml/2006/main" xmlns:w14="http://schemas.microsoft.com/office/word/2010/wordml" xmlns:w15="http://schemas.microsoft.com/office/word/2012/wordml" xmlns:w16cex="http://schemas.microsoft.com/office/word/2018/wordml/cex" xmlns:w16cid="http://schemas.microsoft.com/office/word/2016/wordml/cid" xmlns:w16="http://schemas.microsoft.com/office/word/2018/wordml" xmlns:w16du="http://schemas.microsoft.com/office/word/2023/wordml/word16du" xmlns:w16sdtdh="http://schemas.microsoft.com/office/word/2020/wordml/sdtdatahash" xmlns:w16sdtfl="http://schemas.microsoft.com/office/word/2024/wordml/sdtformatlock" xmlns:w16se="http://schemas.microsoft.com/office/word/2015/wordml/symex" xmlns:wpg="http://schemas.microsoft.com/office/word/2010/wordprocessingGroup" xmlns:wpi="http://schemas.microsoft.com/office/word/2010/wordprocessingInk" xmlns:wne="http://schemas.microsoft.com/office/word/2006/wordml" xmlns:wps="http://schemas.microsoft.com/office/word/2010/wordprocessingShape" mc:Ignorable="w14 w15 w16se w16cid w16 w16cex w16sdtdh w16sdtfl w16du wp14">
+  <w:endnote w:type="separator" w:id="-1">
     <w:p>
-      <w:pPr>
-        <w:pStyle w:val="CommentText"/>
-      </w:pPr>
       <w:r>
-        <w:rPr>
-          <w:rStyle w:val="CommentReference"/>
-        </w:rPr>
-        <w:annotationRef/>
-      </w:r>
-      <w:r>
-        <w:rPr>
-          <w:rFonts w:ascii="Aptos" w:hAnsi="Aptos" w:eastAsia="Aptos" w:cs="Aptos"/>
-        </w:rPr>
-        <w:t>Claire: Check that this credit line appears in your build.</w:t>
+        <w:separator/>
       </w:r>
     </w:p>
-  </w:comment>
-  <w:comment w:id="3" w:author="Anna Seaman" w:date="2026-08-14T09:16:00Z" w:initials="AS">
+  </w:endnote>
+  <w:endnote w:type="continuationSeparator" w:id="0">
     <w:p>
-      <w:pPr>
-        <w:pStyle w:val="CommentText"/>
-      </w:pPr>
       <w:r>
-        <w:rPr>
-          <w:rStyle w:val="CommentReference"/>
-        </w:rPr>
-        <w:annotationRef/>
-      </w:r>
-      <w:r>
-        <w:rPr>
-          <w:rFonts w:ascii="Aptos" w:hAnsi="Aptos" w:eastAsia="Aptos" w:cs="Aptos"/>
-        </w:rPr>
-        <w:t>Claire: Make sure the list looks formatted like this in your build.</w:t>
+        <w:continuationSeparator/>
       </w:r>
     </w:p>
-  </w:comment>
-</w:comments>
-</file>
-
-<file path=word/commentsExtended.xml><?xml version="1.0" encoding="utf-8"?>
-<w15:commentsEx xmlns:wpc="http://schemas.microsoft.com/office/word/2010/wordprocessingCanvas" xmlns:cx="http://schemas.microsoft.com/office/drawing/2014/chartex" xmlns:cx1="http://schemas.microsoft.com/office/drawing/2015/9/8/chartex" xmlns:cx2="http://schemas.microsoft.com/office/drawing/2015/10/21/chartex" xmlns:cx3="http://schemas.microsoft.com/office/drawing/2016/5/9/chartex" xmlns:cx4="http://schemas.microsoft.com/office/drawing/2016/5/10/chartex" xmlns:cx5="http://schemas.microsoft.com/office/drawing/2016/5/11/chartex" xmlns:cx6="http://schemas.microsoft.com/office/drawing/2016/5/12/chartex" xmlns:cx7="http://schemas.microsoft.com/office/drawing/2016/5/13/chartex" xmlns:cx8="http://schemas.microsoft.com/office/drawing/2016/5/14/chartex" xmlns:mc="http://schemas.openxmlformats.org/markup-compatibility/2006" xmlns:aink="http://schemas.microsoft.com/office/drawing/2016/ink" xmlns:am3d="http://schemas.microsoft.com/office/drawing/2017/model3d" xmlns:o="urn:schemas-microsoft-com:office:office" xmlns:oel="http://schemas.microsoft.com/office/2019/extlst" xmlns:r="http://schemas.openxmlformats.org/officeDocument/2006/relationships" xmlns:m="http://schemas.openxmlformats.org/officeDocument/2006/math" xmlns:v="urn:schemas-microsoft-com:vml" xmlns:wp14="http://schemas.microsoft.com/office/word/2010/wordprocessingDrawing" xmlns:wp="http://schemas.openxmlformats.org/drawingml/2006/wordprocessingDrawing" xmlns:w10="urn:schemas-microsoft-com:office:word" xmlns:w="http://schemas.openxmlformats.org/wordprocessingml/2006/main" xmlns:w14="http://schemas.microsoft.com/office/word/2010/wordml" xmlns:w15="http://schemas.microsoft.com/office/word/2012/wordml" xmlns:w16cei="http://schemas.microsoft.com/office/word/2026/wordml/cei" xmlns:w16cex="http://schemas.microsoft.com/office/word/2018/wordml/cex" xmlns:w16cid="http://schemas.microsoft.com/office/word/2016/wordml/cid" xmlns:w16="http://schemas.microsoft.com/office/word/2018/wordml" xmlns:w16du="http://schemas.microsoft.com/office/word/2023/wordml/word16du" xmlns:w16sdtdh="http://schemas.microsoft.com/office/word/2020/wordml/sdtdatahash" xmlns:w16sdtfl="http://schemas.microsoft.com/office/word/2024/wordml/sdtformatlock" xmlns:w16se="http://schemas.microsoft.com/office/word/2015/wordml/symex" xmlns:wpg="http://schemas.microsoft.com/office/word/2010/wordprocessingGroup" xmlns:wpi="http://schemas.microsoft.com/office/word/2010/wordprocessingInk" xmlns:wne="http://schemas.microsoft.com/office/word/2006/wordml" xmlns:wps="http://schemas.microsoft.com/office/word/2010/wordprocessingShape" mc:Ignorable="w14 w15 w16se w16cid w16 w16cex w16sdtdh w16sdtfl w16du wp14">
-  <w15:commentEx w15:paraId="2AA0C1DE" w15:done="0"/>
-  <w15:commentEx w15:paraId="17B43F97" w15:done="0"/>
-</w15:commentsEx>
-</file>
-
-<file path=word/commentsExtensible.xml><?xml version="1.0" encoding="utf-8"?>
-<w16cex:commentsExtensible xmlns:wpc="http://schemas.microsoft.com/office/word/2010/wordprocessingCanvas" xmlns:cx="http://schemas.microsoft.com/office/drawing/2014/chartex" xmlns:cx1="http://schemas.microsoft.com/office/drawing/2015/9/8/chartex" xmlns:cx2="http://schemas.microsoft.com/office/drawing/2015/10/21/chartex" xmlns:cx3="http://schemas.microsoft.com/office/drawing/2016/5/9/chartex" xmlns:cx4="http://schemas.microsoft.com/office/drawing/2016/5/10/chartex" xmlns:cx5="http://schemas.microsoft.com/office/drawing/2016/5/11/chartex" xmlns:cx6="http://schemas.microsoft.com/office/drawing/2016/5/12/chartex" xmlns:cx7="http://schemas.microsoft.com/office/drawing/2016/5/13/chartex" xmlns:cx8="http://schemas.microsoft.com/office/drawing/2016/5/14/chartex" xmlns:cr="http://schemas.microsoft.com/office/comments/2020/reactions" xmlns:mc="http://schemas.openxmlformats.org/markup-compatibility/2006" xmlns:aink="http://schemas.microsoft.com/office/drawing/2016/ink" xmlns:am3d="http://schemas.microsoft.com/office/drawing/2017/model3d" xmlns:o="urn:schemas-microsoft-com:office:office" xmlns:oel="http://schemas.microsoft.com/office/2019/extlst" xmlns:r="http://schemas.openxmlformats.org/officeDocument/2006/relationships" xmlns:m="http://schemas.openxmlformats.org/officeDocument/2006/math" xmlns:v="urn:schemas-microsoft-com:vml" xmlns:wp14="http://schemas.microsoft.com/office/word/2010/wordprocessingDrawing" xmlns:wp="http://schemas.openxmlformats.org/drawingml/2006/wordprocessingDrawing" xmlns:w10="urn:schemas-microsoft-com:office:word" xmlns:w="http://schemas.openxmlformats.org/wordprocessingml/2006/main" xmlns:w14="http://schemas.microsoft.com/office/word/2010/wordml" xmlns:w15="http://schemas.microsoft.com/office/word/2012/wordml" xmlns:w16cei="http://schemas.microsoft.com/office/word/2026/wordml/cei" xmlns:w16cex="http://schemas.microsoft.com/office/word/2018/wordml/cex" xmlns:w16cid="http://schemas.microsoft.com/office/word/2016/wordml/cid" xmlns:w16="http://schemas.microsoft.com/office/word/2018/wordml" xmlns:w16du="http://schemas.microsoft.com/office/word/2023/wordml/word16du" xmlns:w16sdtdh="http://schemas.microsoft.com/office/word/2020/wordml/sdtdatahash" xmlns:w16sdtfl="http://schemas.microsoft.com/office/word/2024/wordml/sdtformatlock" xmlns:w16se="http://schemas.microsoft.com/office/word/2015/wordml/symex" xmlns:wpg="http://schemas.microsoft.com/office/word/2010/wordprocessingGroup" xmlns:wpi="http://schemas.microsoft.com/office/word/2010/wordprocessingInk" xmlns:wne="http://schemas.microsoft.com/office/word/2006/wordml" xmlns:wps="http://schemas.microsoft.com/office/word/2010/wordprocessingShape" mc:Ignorable="w14 w15 w16se w16cid w16 w16cex w16sdtdh w16sdtfl cr w16du wp14">
-  <w16cex:commentExtensible w16cex:durableId="675AEED8" w16cex:dateUtc="2026-08-14T14:13:00Z"/>
-  <w16cex:commentExtensible w16cex:durableId="29B0A1F3" w16cex:dateUtc="2026-08-14T14:16:00Z"/>
-</w16cex:commentsExtensible>
-</file>
-
-<file path=word/commentsIds.xml><?xml version="1.0" encoding="utf-8"?>
-<w16cid:commentsIds xmlns:wpc="http://schemas.microsoft.com/office/word/2010/wordprocessingCanvas" xmlns:cx="http://schemas.microsoft.com/office/drawing/2014/chartex" xmlns:cx1="http://schemas.microsoft.com/office/drawing/2015/9/8/chartex" xmlns:cx2="http://schemas.microsoft.com/office/drawing/2015/10/21/chartex" xmlns:cx3="http://schemas.microsoft.com/office/drawing/2016/5/9/chartex" xmlns:cx4="http://schemas.microsoft.com/office/drawing/2016/5/10/chartex" xmlns:cx5="http://schemas.microsoft.com/office/drawing/2016/5/11/chartex" xmlns:cx6="http://schemas.microsoft.com/office/drawing/2016/5/12/chartex" xmlns:cx7="http://schemas.microsoft.com/office/drawing/2016/5/13/chartex" xmlns:cx8="http://schemas.microsoft.com/office/drawing/2016/5/14/chartex" xmlns:mc="http://schemas.openxmlformats.org/markup-compatibility/2006" xmlns:aink="http://schemas.microsoft.com/office/drawing/2016/ink" xmlns:am3d="http://schemas.microsoft.com/office/drawing/2017/model3d" xmlns:o="urn:schemas-microsoft-com:office:office" xmlns:oel="http://schemas.microsoft.com/office/2019/extlst" xmlns:r="http://schemas.openxmlformats.org/officeDocument/2006/relationships" xmlns:m="http://schemas.openxmlformats.org/officeDocument/2006/math" xmlns:v="urn:schemas-microsoft-com:vml" xmlns:wp14="http://schemas.microsoft.com/office/word/2010/wordprocessingDrawing" xmlns:wp="http://schemas.openxmlformats.org/drawingml/2006/wordprocessingDrawing" xmlns:w10="urn:schemas-microsoft-com:office:word" xmlns:w="http://schemas.openxmlformats.org/wordprocessingml/2006/main" xmlns:w14="http://schemas.microsoft.com/office/word/2010/wordml" xmlns:w15="http://schemas.microsoft.com/office/word/2012/wordml" xmlns:w16cei="http://schemas.microsoft.com/office/word/2026/wordml/cei" xmlns:w16cex="http://schemas.microsoft.com/office/word/2018/wordml/cex" xmlns:w16cid="http://schemas.microsoft.com/office/word/2016/wordml/cid" xmlns:w16="http://schemas.microsoft.com/office/word/2018/wordml" xmlns:w16du="http://schemas.microsoft.com/office/word/2023/wordml/word16du" xmlns:w16sdtdh="http://schemas.microsoft.com/office/word/2020/wordml/sdtdatahash" xmlns:w16sdtfl="http://schemas.microsoft.com/office/word/2024/wordml/sdtformatlock" xmlns:w16se="http://schemas.microsoft.com/office/word/2015/wordml/symex" xmlns:wpg="http://schemas.microsoft.com/office/word/2010/wordprocessingGroup" xmlns:wpi="http://schemas.microsoft.com/office/word/2010/wordprocessingInk" xmlns:wne="http://schemas.microsoft.com/office/word/2006/wordml" xmlns:wps="http://schemas.microsoft.com/office/word/2010/wordprocessingShape" mc:Ignorable="w14 w15 w16se w16cid w16 w16cex w16sdtdh w16sdtfl w16du wp14">
-  <w16cid:commentId w16cid:paraId="2AA0C1DE" w16cid:durableId="675AEED8"/>
-  <w16cid:commentId w16cid:paraId="17B43F97" w16cid:durableId="29B0A1F3"/>
-</w16cid:commentsIds>
+  </w:endnote>
+</w:endnotes>
 </file>
 
 <file path=word/footer1.xml><?xml version="1.0" encoding="utf-8"?>
-<w:ftr xmlns:m="http://schemas.openxmlformats.org/officeDocument/2006/math" xmlns:mc="http://schemas.openxmlformats.org/markup-compatibility/2006" xmlns:mo="http://schemas.microsoft.com/office/mac/office/2008/main" xmlns:mv="urn:schemas-microsoft-com:mac:vml" xmlns:o="urn:schemas-microsoft-com:office:office" xmlns:r="http://schemas.openxmlformats.org/officeDocument/2006/relationships" xmlns:v="urn:schemas-microsoft-com:vml" xmlns:w10="urn:schemas-microsoft-com:office:word" xmlns:w14="http://schemas.microsoft.com/office/word/2010/wordml" xmlns:w="http://schemas.openxmlformats.org/wordprocessingml/2006/main" xmlns:wne="http://schemas.microsoft.com/office/word/2006/wordml" xmlns:wp14="http://schemas.microsoft.com/office/word/2010/wordprocessingDrawing" xmlns:wp="http://schemas.openxmlformats.org/drawingml/2006/wordprocessingDrawing" xmlns:wpc="http://schemas.microsoft.com/office/word/2010/wordprocessingCanvas" xmlns:wpg="http://schemas.microsoft.com/office/word/2010/wordprocessingGroup" xmlns:wpi="http://schemas.microsoft.com/office/word/2010/wordprocessingInk" xmlns:wps="http://schemas.microsoft.com/office/word/2010/wordprocessingShape" mc:Ignorable="w14 wp14">
+<w:ftr xmlns:wpc="http://schemas.microsoft.com/office/word/2010/wordprocessingCanvas" xmlns:cx="http://schemas.microsoft.com/office/drawing/2014/chartex" xmlns:cx1="http://schemas.microsoft.com/office/drawing/2015/9/8/chartex" xmlns:cx2="http://schemas.microsoft.com/office/drawing/2015/10/21/chartex" xmlns:cx3="http://schemas.microsoft.com/office/drawing/2016/5/9/chartex" xmlns:cx4="http://schemas.microsoft.com/office/drawing/2016/5/10/chartex" xmlns:cx5="http://schemas.microsoft.com/office/drawing/2016/5/11/chartex" xmlns:cx6="http://schemas.microsoft.com/office/drawing/2016/5/12/chartex" xmlns:cx7="http://schemas.microsoft.com/office/drawing/2016/5/13/chartex" xmlns:cx8="http://schemas.microsoft.com/office/drawing/2016/5/14/chartex" xmlns:mc="http://schemas.openxmlformats.org/markup-compatibility/2006" xmlns:aink="http://schemas.microsoft.com/office/drawing/2016/ink" xmlns:am3d="http://schemas.microsoft.com/office/drawing/2017/model3d" xmlns:o="urn:schemas-microsoft-com:office:office" xmlns:oel="http://schemas.microsoft.com/office/2019/extlst" xmlns:r="http://schemas.openxmlformats.org/officeDocument/2006/relationships" xmlns:m="http://schemas.openxmlformats.org/officeDocument/2006/math" xmlns:v="urn:schemas-microsoft-com:vml" xmlns:wp14="http://schemas.microsoft.com/office/word/2010/wordprocessingDrawing" xmlns:wp="http://schemas.openxmlformats.org/drawingml/2006/wordprocessingDrawing" xmlns:w10="urn:schemas-microsoft-com:office:word" xmlns:w="http://schemas.openxmlformats.org/wordprocessingml/2006/main" xmlns:w14="http://schemas.microsoft.com/office/word/2010/wordml" xmlns:w15="http://schemas.microsoft.com/office/word/2012/wordml" xmlns:w16cex="http://schemas.microsoft.com/office/word/2018/wordml/cex" xmlns:w16cid="http://schemas.microsoft.com/office/word/2016/wordml/cid" xmlns:w16="http://schemas.microsoft.com/office/word/2018/wordml" xmlns:w16du="http://schemas.microsoft.com/office/word/2023/wordml/word16du" xmlns:w16sdtdh="http://schemas.microsoft.com/office/word/2020/wordml/sdtdatahash" xmlns:w16sdtfl="http://schemas.microsoft.com/office/word/2024/wordml/sdtformatlock" xmlns:w16se="http://schemas.microsoft.com/office/word/2015/wordml/symex" xmlns:wpg="http://schemas.microsoft.com/office/word/2010/wordprocessingGroup" xmlns:wpi="http://schemas.microsoft.com/office/word/2010/wordprocessingInk" xmlns:wne="http://schemas.microsoft.com/office/word/2006/wordml" xmlns:wps="http://schemas.microsoft.com/office/word/2010/wordprocessingShape" mc:Ignorable="w14 w15 w16se w16cid w16 w16cex w16sdtdh w16sdtfl w16du wp14">
   <w:p>
-    <w:pPr>
-      <w:spacing w:line="240" w:lineRule="auto" w:before="0" w:after="0"/>
-      <w:jc w:val="left"/>
-    </w:pPr>
     <w:r>
       <w:rPr>
-        <w:rFonts w:ascii="Aptos" w:hAnsi="Aptos" w:eastAsia="Aptos" w:cs="Aptos"/>
         <w:sz w:val="18"/>
       </w:rPr>
       <w:t xml:space="preserve">From J.M. Larson and H.L. Stedge, </w:t>
     </w:r>
     <w:r>
       <w:rPr>
-        <w:rFonts w:ascii="Aptos" w:hAnsi="Aptos" w:eastAsia="Aptos" w:cs="Aptos"/>
         <w:i/>
         <w:sz w:val="18"/>
       </w:rPr>
-      <w:t>Clinical Simulations for the Athletic Trainer HKPropel Access</w:t>
+      <w:t xml:space="preserve">Clinical Simulations for the Athletic Trainer </w:t>
+    </w:r>
+    <w:proofErr w:type="spellStart"/>
+    <w:r>
+      <w:rPr>
+        <w:i/>
+        <w:sz w:val="18"/>
+      </w:rPr>
+      <w:t>HKPropel</w:t>
+    </w:r>
+    <w:proofErr w:type="spellEnd"/>
+    <w:r>
+      <w:rPr>
+        <w:i/>
+        <w:sz w:val="18"/>
+      </w:rPr>
+      <w:t xml:space="preserve"> Access</w:t>
     </w:r>
     <w:r>
       <w:rPr>
-        <w:rFonts w:ascii="Aptos" w:hAnsi="Aptos" w:eastAsia="Aptos" w:cs="Aptos"/>
         <w:sz w:val="18"/>
       </w:rPr>
       <w:t xml:space="preserve"> (Human Kinetics, 2027).</w:t>
@@ -307,8 +268,27 @@
 </w:ftr>
 </file>
 
+<file path=word/footnotes.xml><?xml version="1.0" encoding="utf-8"?>
+<w:footnotes xmlns:wpc="http://schemas.microsoft.com/office/word/2010/wordprocessingCanvas" xmlns:cx="http://schemas.microsoft.com/office/drawing/2014/chartex" xmlns:cx1="http://schemas.microsoft.com/office/drawing/2015/9/8/chartex" xmlns:cx2="http://schemas.microsoft.com/office/drawing/2015/10/21/chartex" xmlns:cx3="http://schemas.microsoft.com/office/drawing/2016/5/9/chartex" xmlns:cx4="http://schemas.microsoft.com/office/drawing/2016/5/10/chartex" xmlns:cx5="http://schemas.microsoft.com/office/drawing/2016/5/11/chartex" xmlns:cx6="http://schemas.microsoft.com/office/drawing/2016/5/12/chartex" xmlns:cx7="http://schemas.microsoft.com/office/drawing/2016/5/13/chartex" xmlns:cx8="http://schemas.microsoft.com/office/drawing/2016/5/14/chartex" xmlns:mc="http://schemas.openxmlformats.org/markup-compatibility/2006" xmlns:aink="http://schemas.microsoft.com/office/drawing/2016/ink" xmlns:am3d="http://schemas.microsoft.com/office/drawing/2017/model3d" xmlns:o="urn:schemas-microsoft-com:office:office" xmlns:oel="http://schemas.microsoft.com/office/2019/extlst" xmlns:r="http://schemas.openxmlformats.org/officeDocument/2006/relationships" xmlns:m="http://schemas.openxmlformats.org/officeDocument/2006/math" xmlns:v="urn:schemas-microsoft-com:vml" xmlns:wp14="http://schemas.microsoft.com/office/word/2010/wordprocessingDrawing" xmlns:wp="http://schemas.openxmlformats.org/drawingml/2006/wordprocessingDrawing" xmlns:w10="urn:schemas-microsoft-com:office:word" xmlns:w="http://schemas.openxmlformats.org/wordprocessingml/2006/main" xmlns:w14="http://schemas.microsoft.com/office/word/2010/wordml" xmlns:w15="http://schemas.microsoft.com/office/word/2012/wordml" xmlns:w16cex="http://schemas.microsoft.com/office/word/2018/wordml/cex" xmlns:w16cid="http://schemas.microsoft.com/office/word/2016/wordml/cid" xmlns:w16="http://schemas.microsoft.com/office/word/2018/wordml" xmlns:w16du="http://schemas.microsoft.com/office/word/2023/wordml/word16du" xmlns:w16sdtdh="http://schemas.microsoft.com/office/word/2020/wordml/sdtdatahash" xmlns:w16sdtfl="http://schemas.microsoft.com/office/word/2024/wordml/sdtformatlock" xmlns:w16se="http://schemas.microsoft.com/office/word/2015/wordml/symex" xmlns:wpg="http://schemas.microsoft.com/office/word/2010/wordprocessingGroup" xmlns:wpi="http://schemas.microsoft.com/office/word/2010/wordprocessingInk" xmlns:wne="http://schemas.microsoft.com/office/word/2006/wordml" xmlns:wps="http://schemas.microsoft.com/office/word/2010/wordprocessingShape" mc:Ignorable="w14 w15 w16se w16cid w16 w16cex w16sdtdh w16sdtfl w16du wp14">
+  <w:footnote w:type="separator" w:id="-1">
+    <w:p>
+      <w:r>
+        <w:separator/>
+      </w:r>
+    </w:p>
+  </w:footnote>
+  <w:footnote w:type="continuationSeparator" w:id="0">
+    <w:p>
+      <w:r>
+        <w:continuationSeparator/>
+      </w:r>
+    </w:p>
+  </w:footnote>
+</w:footnotes>
+</file>
+
 <file path=word/numbering.xml><?xml version="1.0" encoding="utf-8"?>
-<w:numbering xmlns:wpc="http://schemas.microsoft.com/office/word/2010/wordprocessingCanvas" xmlns:cx="http://schemas.microsoft.com/office/drawing/2014/chartex" xmlns:cx1="http://schemas.microsoft.com/office/drawing/2015/9/8/chartex" xmlns:cx2="http://schemas.microsoft.com/office/drawing/2015/10/21/chartex" xmlns:cx3="http://schemas.microsoft.com/office/drawing/2016/5/9/chartex" xmlns:cx4="http://schemas.microsoft.com/office/drawing/2016/5/10/chartex" xmlns:cx5="http://schemas.microsoft.com/office/drawing/2016/5/11/chartex" xmlns:cx6="http://schemas.microsoft.com/office/drawing/2016/5/12/chartex" xmlns:cx7="http://schemas.microsoft.com/office/drawing/2016/5/13/chartex" xmlns:cx8="http://schemas.microsoft.com/office/drawing/2016/5/14/chartex" xmlns:mc="http://schemas.openxmlformats.org/markup-compatibility/2006" xmlns:aink="http://schemas.microsoft.com/office/drawing/2016/ink" xmlns:am3d="http://schemas.microsoft.com/office/drawing/2017/model3d" xmlns:o="urn:schemas-microsoft-com:office:office" xmlns:oel="http://schemas.microsoft.com/office/2019/extlst" xmlns:r="http://schemas.openxmlformats.org/officeDocument/2006/relationships" xmlns:m="http://schemas.openxmlformats.org/officeDocument/2006/math" xmlns:v="urn:schemas-microsoft-com:vml" xmlns:wp14="http://schemas.microsoft.com/office/word/2010/wordprocessingDrawing" xmlns:wp="http://schemas.openxmlformats.org/drawingml/2006/wordprocessingDrawing" xmlns:w10="urn:schemas-microsoft-com:office:word" xmlns:w="http://schemas.openxmlformats.org/wordprocessingml/2006/main" xmlns:w14="http://schemas.microsoft.com/office/word/2010/wordml" xmlns:w15="http://schemas.microsoft.com/office/word/2012/wordml" xmlns:w16cei="http://schemas.microsoft.com/office/word/2026/wordml/cei" xmlns:w16cex="http://schemas.microsoft.com/office/word/2018/wordml/cex" xmlns:w16cid="http://schemas.microsoft.com/office/word/2016/wordml/cid" xmlns:w16="http://schemas.microsoft.com/office/word/2018/wordml" xmlns:w16du="http://schemas.microsoft.com/office/word/2023/wordml/word16du" xmlns:w16sdtdh="http://schemas.microsoft.com/office/word/2020/wordml/sdtdatahash" xmlns:w16sdtfl="http://schemas.microsoft.com/office/word/2024/wordml/sdtformatlock" xmlns:w16se="http://schemas.microsoft.com/office/word/2015/wordml/symex" xmlns:wpg="http://schemas.microsoft.com/office/word/2010/wordprocessingGroup" xmlns:wpi="http://schemas.microsoft.com/office/word/2010/wordprocessingInk" xmlns:wne="http://schemas.microsoft.com/office/word/2006/wordml" xmlns:wps="http://schemas.microsoft.com/office/word/2010/wordprocessingShape" mc:Ignorable="w14 w15 w16se w16cid w16 w16cex w16sdtdh w16sdtfl w16du wp14">
+<w:numbering xmlns:wpc="http://schemas.microsoft.com/office/word/2010/wordprocessingCanvas" xmlns:cx="http://schemas.microsoft.com/office/drawing/2014/chartex" xmlns:cx1="http://schemas.microsoft.com/office/drawing/2015/9/8/chartex" xmlns:cx2="http://schemas.microsoft.com/office/drawing/2015/10/21/chartex" xmlns:cx3="http://schemas.microsoft.com/office/drawing/2016/5/9/chartex" xmlns:cx4="http://schemas.microsoft.com/office/drawing/2016/5/10/chartex" xmlns:cx5="http://schemas.microsoft.com/office/drawing/2016/5/11/chartex" xmlns:cx6="http://schemas.microsoft.com/office/drawing/2016/5/12/chartex" xmlns:cx7="http://schemas.microsoft.com/office/drawing/2016/5/13/chartex" xmlns:cx8="http://schemas.microsoft.com/office/drawing/2016/5/14/chartex" xmlns:mc="http://schemas.openxmlformats.org/markup-compatibility/2006" xmlns:aink="http://schemas.microsoft.com/office/drawing/2016/ink" xmlns:am3d="http://schemas.microsoft.com/office/drawing/2017/model3d" xmlns:o="urn:schemas-microsoft-com:office:office" xmlns:oel="http://schemas.microsoft.com/office/2019/extlst" xmlns:r="http://schemas.openxmlformats.org/officeDocument/2006/relationships" xmlns:m="http://schemas.openxmlformats.org/officeDocument/2006/math" xmlns:v="urn:schemas-microsoft-com:vml" xmlns:wp14="http://schemas.microsoft.com/office/word/2010/wordprocessingDrawing" xmlns:wp="http://schemas.openxmlformats.org/drawingml/2006/wordprocessingDrawing" xmlns:w10="urn:schemas-microsoft-com:office:word" xmlns:w="http://schemas.openxmlformats.org/wordprocessingml/2006/main" xmlns:w14="http://schemas.microsoft.com/office/word/2010/wordml" xmlns:w15="http://schemas.microsoft.com/office/word/2012/wordml" xmlns:w16cex="http://schemas.microsoft.com/office/word/2018/wordml/cex" xmlns:w16cid="http://schemas.microsoft.com/office/word/2016/wordml/cid" xmlns:w16="http://schemas.microsoft.com/office/word/2018/wordml" xmlns:w16du="http://schemas.microsoft.com/office/word/2023/wordml/word16du" xmlns:w16sdtdh="http://schemas.microsoft.com/office/word/2020/wordml/sdtdatahash" xmlns:w16sdtfl="http://schemas.microsoft.com/office/word/2024/wordml/sdtformatlock" xmlns:w16se="http://schemas.microsoft.com/office/word/2015/wordml/symex" xmlns:wpg="http://schemas.microsoft.com/office/word/2010/wordprocessingGroup" xmlns:wpi="http://schemas.microsoft.com/office/word/2010/wordprocessingInk" xmlns:wne="http://schemas.microsoft.com/office/word/2006/wordml" xmlns:wps="http://schemas.microsoft.com/office/word/2010/wordprocessingShape" mc:Ignorable="w14 w15 w16se w16cid w16 w16cex w16sdtdh w16sdtfl w16du wp14">
   <w:abstractNum w:abstractNumId="0" w15:restartNumberingAfterBreak="0">
     <w:nsid w:val="114F3F32"/>
     <w:multiLevelType w:val="hybridMultilevel"/>
@@ -518,14 +498,6 @@
     <w:abstractNumId w:val="0"/>
   </w:num>
 </w:numbering>
-</file>
-
-<file path=word/people.xml><?xml version="1.0" encoding="utf-8"?>
-<w15:people xmlns:wpc="http://schemas.microsoft.com/office/word/2010/wordprocessingCanvas" xmlns:cx="http://schemas.microsoft.com/office/drawing/2014/chartex" xmlns:cx1="http://schemas.microsoft.com/office/drawing/2015/9/8/chartex" xmlns:cx2="http://schemas.microsoft.com/office/drawing/2015/10/21/chartex" xmlns:cx3="http://schemas.microsoft.com/office/drawing/2016/5/9/chartex" xmlns:cx4="http://schemas.microsoft.com/office/drawing/2016/5/10/chartex" xmlns:cx5="http://schemas.microsoft.com/office/drawing/2016/5/11/chartex" xmlns:cx6="http://schemas.microsoft.com/office/drawing/2016/5/12/chartex" xmlns:cx7="http://schemas.microsoft.com/office/drawing/2016/5/13/chartex" xmlns:cx8="http://schemas.microsoft.com/office/drawing/2016/5/14/chartex" xmlns:mc="http://schemas.openxmlformats.org/markup-compatibility/2006" xmlns:aink="http://schemas.microsoft.com/office/drawing/2016/ink" xmlns:am3d="http://schemas.microsoft.com/office/drawing/2017/model3d" xmlns:o="urn:schemas-microsoft-com:office:office" xmlns:oel="http://schemas.microsoft.com/office/2019/extlst" xmlns:r="http://schemas.openxmlformats.org/officeDocument/2006/relationships" xmlns:m="http://schemas.openxmlformats.org/officeDocument/2006/math" xmlns:v="urn:schemas-microsoft-com:vml" xmlns:wp14="http://schemas.microsoft.com/office/word/2010/wordprocessingDrawing" xmlns:wp="http://schemas.openxmlformats.org/drawingml/2006/wordprocessingDrawing" xmlns:w10="urn:schemas-microsoft-com:office:word" xmlns:w="http://schemas.openxmlformats.org/wordprocessingml/2006/main" xmlns:w14="http://schemas.microsoft.com/office/word/2010/wordml" xmlns:w15="http://schemas.microsoft.com/office/word/2012/wordml" xmlns:w16cei="http://schemas.microsoft.com/office/word/2026/wordml/cei" xmlns:w16cex="http://schemas.microsoft.com/office/word/2018/wordml/cex" xmlns:w16cid="http://schemas.microsoft.com/office/word/2016/wordml/cid" xmlns:w16="http://schemas.microsoft.com/office/word/2018/wordml" xmlns:w16du="http://schemas.microsoft.com/office/word/2023/wordml/word16du" xmlns:w16sdtdh="http://schemas.microsoft.com/office/word/2020/wordml/sdtdatahash" xmlns:w16sdtfl="http://schemas.microsoft.com/office/word/2024/wordml/sdtformatlock" xmlns:w16se="http://schemas.microsoft.com/office/word/2015/wordml/symex" xmlns:wpg="http://schemas.microsoft.com/office/word/2010/wordprocessingGroup" xmlns:wpi="http://schemas.microsoft.com/office/word/2010/wordprocessingInk" xmlns:wne="http://schemas.microsoft.com/office/word/2006/wordml" xmlns:wps="http://schemas.microsoft.com/office/word/2010/wordprocessingShape" mc:Ignorable="w14 w15 w16se w16cid w16 w16cex w16sdtdh w16sdtfl w16du wp14">
-  <w15:person w15:author="Anna Seaman">
-    <w15:presenceInfo w15:providerId="AD" w15:userId="S::AnnaS@hkusa.com::713ab380-bdda-4997-81d0-fa539102c996"/>
-  </w15:person>
-</w15:people>
 </file>
 
 <file path=word/styles.xml><?xml version="1.0" encoding="utf-8"?>
@@ -925,7 +897,7 @@
     <w:name w:val="Normal"/>
     <w:qFormat/>
     <w:rPr>
-      <w:rFonts w:ascii="Aptos" w:hAnsi="Aptos" w:eastAsia="Aptos" w:cs="Aptos"/>
+      <w:rFonts w:ascii="Aptos" w:eastAsia="Aptos" w:hAnsi="Aptos" w:cs="Aptos"/>
     </w:rPr>
   </w:style>
   <w:style w:type="paragraph" w:styleId="Heading1">
